--- a/webapp-next/docs/TONG-QUAN-DE-TAI.docx
+++ b/webapp-next/docs/TONG-QUAN-DE-TAI.docx
@@ -417,7 +417,7 @@
         <w:spacing w:after="60" w:line="264"/>
       </w:pPr>
       <w:r>
-        <w:t xml:space="preserve">Resend — gửi email điểm/thông báo (qua API route phía máy chủ).</w:t>
+        <w:t xml:space="preserve">Gmail SMTP (nodemailer) — gửi email điểm/thông báo &amp; email tự cảnh báo (qua API route phía máy chủ).</w:t>
       </w:r>
     </w:p>
     <w:p>
@@ -516,7 +516,7 @@
         <w:spacing w:after="60" w:line="264"/>
       </w:pPr>
       <w:r>
-        <w:t xml:space="preserve">Nhập điểm hàng loạt bằng CSV; biểu đồ xu hướng rủi ro; KPI đánh giá; phân quyền cố vấn theo ngành.</w:t>
+        <w:t xml:space="preserve">Nhập điểm hàng loạt bằng CSV; biểu đồ xu hướng rủi ro; KPI đánh giá; phân quyền cố vấn theo ngành. Đặt lịch hẹn cố vấn (sinh viên đặt — cố vấn xác nhận); tích hợp SIS/LMS tự động (đồng bộ chuyên cần &amp; hoạt động LMS); cảnh báo tổ hợp nhiều điều kiện; xuất báo cáo rủi ro theo lớp.</w:t>
       </w:r>
     </w:p>
     <w:p>
@@ -4971,7 +4971,7 @@
         <w:spacing w:after="120" w:line="276"/>
       </w:pPr>
       <w:r>
-        <w:t xml:space="preserve">Chấm điểm theo luật có giải thích + quy đổi GPA/CPA thang VNU + dự đoán xu hướng tuyến tính. Nền tảng: Next.js 14, Supabase (Auth/Postgres/Realtime/RLS), Resend (email), Vercel (deploy).</w:t>
+        <w:t xml:space="preserve">Chấm điểm theo luật có giải thích + quy đổi GPA/CPA thang VNU + dự đoán xu hướng tuyến tính. Nền tảng: Next.js 14, Supabase (Auth/Postgres/Realtime/RLS), Gmail SMTP (email), Vercel (deploy).</w:t>
       </w:r>
     </w:p>
     <w:p>

--- a/webapp-next/docs/TONG-QUAN-DE-TAI.docx
+++ b/webapp-next/docs/TONG-QUAN-DE-TAI.docx
@@ -516,7 +516,7 @@
         <w:spacing w:after="60" w:line="264"/>
       </w:pPr>
       <w:r>
-        <w:t xml:space="preserve">Nhập điểm hàng loạt bằng CSV; biểu đồ xu hướng rủi ro; KPI đánh giá; phân quyền cố vấn theo ngành. Đặt lịch hẹn cố vấn (sinh viên đặt — cố vấn xác nhận); tích hợp SIS/LMS tự động (đồng bộ chuyên cần &amp; hoạt động LMS); cảnh báo tổ hợp nhiều điều kiện; xuất báo cáo rủi ro theo lớp.</w:t>
+        <w:t xml:space="preserve">Nhập điểm hàng loạt bằng CSV; biểu đồ xu hướng rủi ro; KPI đánh giá; phân quyền cố vấn theo ngành. Đặt lịch hẹn cố vấn (sinh viên đặt — cố vấn xác nhận); tích hợp SIS/LMS tự động (đồng bộ chuyên cần &amp; hoạt động LMS); cảnh báo tổ hợp nhiều điều kiện; xuất báo cáo rủi ro theo lớp; lọc danh sách sinh viên theo khóa / ngành / môn học.</w:t>
       </w:r>
     </w:p>
     <w:p>

--- a/webapp-next/docs/TONG-QUAN-DE-TAI.docx
+++ b/webapp-next/docs/TONG-QUAN-DE-TAI.docx
@@ -516,7 +516,7 @@
         <w:spacing w:after="60" w:line="264"/>
       </w:pPr>
       <w:r>
-        <w:t xml:space="preserve">Nhập điểm hàng loạt bằng CSV; biểu đồ xu hướng rủi ro; KPI đánh giá; phân quyền cố vấn theo ngành. Đặt lịch hẹn cố vấn (sinh viên đặt — cố vấn xác nhận); tích hợp SIS/LMS tự động (đồng bộ chuyên cần &amp; hoạt động LMS); cảnh báo tổ hợp nhiều điều kiện; xuất báo cáo rủi ro theo lớp; lọc danh sách sinh viên theo khóa / ngành / môn học.</w:t>
+        <w:t xml:space="preserve">Nhập điểm hàng loạt bằng CSV; biểu đồ xu hướng rủi ro; KPI đánh giá; phân quyền cố vấn theo ngành. Đặt lịch hẹn cố vấn (sinh viên đặt — cố vấn xác nhận); tích hợp SIS/LMS tự động (đồng bộ chuyên cần &amp; hoạt động LMS); cảnh báo tổ hợp nhiều điều kiện; xuất báo cáo rủi ro theo lớp; lọc danh sách sinh viên theo khóa / ngành / môn học. Lớp học phần: giáo viên điểm danh theo buổi (tự cập nhật chuyên cần) và nhập điểm thành phần TX/GK/CK; vai trò giáo viên riêng (role=teacher) đăng nhập vào trang /teacher.</w:t>
       </w:r>
     </w:p>
     <w:p>

--- a/webapp-next/docs/TONG-QUAN-DE-TAI.docx
+++ b/webapp-next/docs/TONG-QUAN-DE-TAI.docx
@@ -516,7 +516,7 @@
         <w:spacing w:after="60" w:line="264"/>
       </w:pPr>
       <w:r>
-        <w:t xml:space="preserve">Nhập điểm hàng loạt bằng CSV; biểu đồ xu hướng rủi ro; KPI đánh giá; phân quyền cố vấn theo ngành. Đặt lịch hẹn cố vấn (sinh viên đặt — cố vấn xác nhận); tích hợp SIS/LMS tự động (đồng bộ chuyên cần &amp; hoạt động LMS); cảnh báo tổ hợp nhiều điều kiện; xuất báo cáo rủi ro theo lớp; lọc danh sách sinh viên theo khóa / ngành / môn học. Lớp học phần: giáo viên điểm danh theo buổi (tự cập nhật chuyên cần) và nhập điểm thành phần TX/GK/CK; vai trò giáo viên riêng (role=teacher) đăng nhập vào trang /teacher.</w:t>
+        <w:t xml:space="preserve">Nhập điểm hàng loạt bằng Excel/CSV; biểu đồ xu hướng rủi ro; KPI đánh giá; phân quyền cố vấn theo ngành. Đặt lịch hẹn cố vấn (sinh viên đặt — cố vấn xác nhận); tích hợp SIS/LMS tự động (đồng bộ chuyên cần &amp; hoạt động LMS); cảnh báo tổ hợp nhiều điều kiện; xuất báo cáo rủi ro theo lớp; lọc danh sách sinh viên theo khóa / ngành / môn học. Lớp học phần: giáo viên điểm danh theo buổi (tự cập nhật chuyên cần) và nhập điểm thành phần TX/GK/CK; vai trò giáo viên riêng (role=teacher) đăng nhập vào trang /teacher.</w:t>
       </w:r>
     </w:p>
     <w:p>
@@ -4950,7 +4950,7 @@
         <w:spacing w:after="120" w:line="276"/>
       </w:pPr>
       <w:r>
-        <w:t xml:space="preserve">Điểm TX/GK/CK, số tín chỉ, tỉ lệ chuyên cần, điểm LMS, số môn trượt — nhập tay hoặc import CSV, lưu trên Supabase (PostgreSQL). Có sẵn dữ liệu mẫu (seed) để demo.</w:t>
+        <w:t xml:space="preserve">Điểm TX/GK/CK, số tín chỉ, tỉ lệ chuyên cần, điểm LMS, số môn trượt — nhập tay hoặc import Excel/CSV, lưu trên Supabase (PostgreSQL). Có sẵn dữ liệu mẫu (seed) để demo.</w:t>
       </w:r>
     </w:p>
     <w:p>
@@ -5561,7 +5561,7 @@
                 <w:sz w:val="21"/>
                 <w:szCs w:val="21"/>
               </w:rPr>
-              <w:t xml:space="preserve">Nhập tay theo thành phần + import CSV; lưu bền vững trên PostgreSQL (Supabase).</w:t>
+              <w:t xml:space="preserve">Nhập tay theo thành phần + import Excel/CSV; lưu bền vững trên PostgreSQL (Supabase).</w:t>
             </w:r>
           </w:p>
         </w:tc>
